--- a/projects/valuepickr-open-screen/docs/Kovai Medical Center and Hospital.docx
+++ b/projects/valuepickr-open-screen/docs/Kovai Medical Center and Hospital.docx
@@ -232,6 +232,624 @@
         <w:spacing w:after="120" w:before="280"/>
       </w:pPr>
       <w:r>
+        <w:t xml:space="preserve">Guidance &amp; Expectation Gap</w:t>
+      </w:r>
+    </w:p>
+    <w:p>
+      <w:pPr>
+        <w:spacing w:after="120"/>
+      </w:pPr>
+      <w:r>
+        <w:rPr>
+          <w:i/>
+          <w:iCs/>
+          <w:color w:val="666666"/>
+          <w:sz w:val="18"/>
+          <w:szCs w:val="18"/>
+        </w:rPr>
+        <w:t xml:space="preserve">Management guidance decoded into commitments, graded on the expectation → action → operational → commercial → financial ladder, then compared to what the current price appears to assume. Method: playbook/guidance-and-expectation-gap.md.</w:t>
+      </w:r>
+    </w:p>
+    <w:p>
+      <w:pPr>
+        <w:spacing w:after="120"/>
+      </w:pPr>
+      <w:r>
+        <w:rPr>
+          <w:b/>
+          <w:bCs/>
+          <w:sz w:val="20"/>
+          <w:szCs w:val="20"/>
+        </w:rPr>
+        <w:t xml:space="preserve">Market expectation vs. our path:</w:t>
+      </w:r>
+    </w:p>
+    <w:tbl>
+      <w:tblPr>
+        <w:tblW w:type="dxa" w:w="9000"/>
+        <w:tblBorders>
+          <w:top w:val="single" w:color="auto" w:sz="4"/>
+          <w:left w:val="single" w:color="auto" w:sz="4"/>
+          <w:bottom w:val="single" w:color="auto" w:sz="4"/>
+          <w:right w:val="single" w:color="auto" w:sz="4"/>
+          <w:insideH w:val="single" w:color="auto" w:sz="4"/>
+          <w:insideV w:val="single" w:color="auto" w:sz="4"/>
+        </w:tblBorders>
+      </w:tblPr>
+      <w:tblGrid>
+        <w:gridCol w:w="3200"/>
+        <w:gridCol w:w="5800"/>
+      </w:tblGrid>
+      <w:tr>
+        <w:tc>
+          <w:tcPr>
+            <w:tcW w:type="dxa" w:w="3200"/>
+            <w:shd w:fill="F2F2F2" w:val="clear"/>
+          </w:tcPr>
+          <w:p>
+            <w:r>
+              <w:rPr>
+                <w:b/>
+                <w:bCs/>
+              </w:rPr>
+              <w:t xml:space="preserve">As of</w:t>
+            </w:r>
+          </w:p>
+        </w:tc>
+        <w:tc>
+          <w:tcPr>
+            <w:tcW w:type="dxa" w:w="5800"/>
+          </w:tcPr>
+          <w:p>
+            <w:r>
+              <w:t xml:space="preserve">2026-09-10</w:t>
+            </w:r>
+          </w:p>
+        </w:tc>
+      </w:tr>
+      <w:tr>
+        <w:tc>
+          <w:tcPr>
+            <w:tcW w:type="dxa" w:w="3200"/>
+            <w:shd w:fill="F2F2F2" w:val="clear"/>
+          </w:tcPr>
+          <w:p>
+            <w:r>
+              <w:rPr>
+                <w:b/>
+                <w:bCs/>
+              </w:rPr>
+              <w:t xml:space="preserve">Price / multiple</w:t>
+            </w:r>
+          </w:p>
+        </w:tc>
+        <w:tc>
+          <w:tcPr>
+            <w:tcW w:type="dxa" w:w="5800"/>
+          </w:tcPr>
+          <w:p>
+            <w:r>
+              <w:t xml:space="preserve">Rs 6150 · 26.2x P/E</w:t>
+            </w:r>
+          </w:p>
+        </w:tc>
+      </w:tr>
+      <w:tr>
+        <w:tc>
+          <w:tcPr>
+            <w:tcW w:type="dxa" w:w="3200"/>
+            <w:shd w:fill="F2F2F2" w:val="clear"/>
+          </w:tcPr>
+          <w:p>
+            <w:r>
+              <w:rPr>
+                <w:b/>
+                <w:bCs/>
+              </w:rPr>
+              <w:t xml:space="preserve">Right valuation lens</w:t>
+            </w:r>
+          </w:p>
+        </w:tc>
+        <w:tc>
+          <w:tcPr>
+            <w:tcW w:type="dxa" w:w="5800"/>
+          </w:tcPr>
+          <w:p>
+            <w:r>
+              <w:t xml:space="preserve">P/E</w:t>
+            </w:r>
+          </w:p>
+        </w:tc>
+      </w:tr>
+      <w:tr>
+        <w:tc>
+          <w:tcPr>
+            <w:tcW w:type="dxa" w:w="3200"/>
+            <w:shd w:fill="F2F2F2" w:val="clear"/>
+          </w:tcPr>
+          <w:p>
+            <w:r>
+              <w:rPr>
+                <w:b/>
+                <w:bCs/>
+              </w:rPr>
+              <w:t xml:space="preserve">Price implies</w:t>
+            </w:r>
+          </w:p>
+        </w:tc>
+        <w:tc>
+          <w:tcPr>
+            <w:tcW w:type="dxa" w:w="5800"/>
+          </w:tcPr>
+          <w:p>
+            <w:r>
+              <w:t xml:space="preserve">~14-16% EPS CAGR FY26-28 to justify ~26x trailing decaying to a ~20x steady-compounder exit</w:t>
+            </w:r>
+          </w:p>
+        </w:tc>
+      </w:tr>
+      <w:tr>
+        <w:tc>
+          <w:tcPr>
+            <w:tcW w:type="dxa" w:w="3200"/>
+            <w:shd w:fill="F2F2F2" w:val="clear"/>
+          </w:tcPr>
+          <w:p>
+            <w:r>
+              <w:rPr>
+                <w:b/>
+                <w:bCs/>
+              </w:rPr>
+              <w:t xml:space="preserve">Our FY27</w:t>
+            </w:r>
+          </w:p>
+        </w:tc>
+        <w:tc>
+          <w:tcPr>
+            <w:tcW w:type="dxa" w:w="5800"/>
+          </w:tcPr>
+          <w:p>
+            <w:r>
+              <w:t xml:space="preserve">revenue ~Rs 1,800 Cr (+13-15%), EBITDA margin ~28%, PAT ~Rs 275-295 Cr (off ~Rs 244 Cr FY26)</w:t>
+            </w:r>
+          </w:p>
+        </w:tc>
+      </w:tr>
+      <w:tr>
+        <w:tc>
+          <w:tcPr>
+            <w:tcW w:type="dxa" w:w="3200"/>
+            <w:shd w:fill="F2F2F2" w:val="clear"/>
+          </w:tcPr>
+          <w:p>
+            <w:r>
+              <w:rPr>
+                <w:b/>
+                <w:bCs/>
+              </w:rPr>
+              <w:t xml:space="preserve">Our FY28</w:t>
+            </w:r>
+          </w:p>
+        </w:tc>
+        <w:tc>
+          <w:tcPr>
+            <w:tcW w:type="dxa" w:w="5800"/>
+          </w:tcPr>
+          <w:p>
+            <w:r>
+              <w:t xml:space="preserve">revenue ~Rs 2,050 Cr, PAT ~Rs 315-340 Cr; Chennai (300-400 beds, ~Rs 300 Cr) opens into this window but ramps slowly</w:t>
+            </w:r>
+          </w:p>
+        </w:tc>
+      </w:tr>
+      <w:tr>
+        <w:tc>
+          <w:tcPr>
+            <w:tcW w:type="dxa" w:w="3200"/>
+            <w:shd w:fill="F2F2F2" w:val="clear"/>
+          </w:tcPr>
+          <w:p>
+            <w:r>
+              <w:rPr>
+                <w:b/>
+                <w:bCs/>
+              </w:rPr>
+              <w:t xml:space="preserve">Gap direction</w:t>
+            </w:r>
+          </w:p>
+        </w:tc>
+        <w:tc>
+          <w:tcPr>
+            <w:tcW w:type="dxa" w:w="5800"/>
+          </w:tcPr>
+          <w:p>
+            <w:r>
+              <w:t xml:space="preserve">priced-in</w:t>
+            </w:r>
+          </w:p>
+        </w:tc>
+      </w:tr>
+      <w:tr>
+        <w:tc>
+          <w:tcPr>
+            <w:tcW w:type="dxa" w:w="3200"/>
+            <w:shd w:fill="F2F2F2" w:val="clear"/>
+          </w:tcPr>
+          <w:p>
+            <w:r>
+              <w:rPr>
+                <w:b/>
+                <w:bCs/>
+              </w:rPr>
+              <w:t xml:space="preserve">Gap type</w:t>
+            </w:r>
+          </w:p>
+        </w:tc>
+        <w:tc>
+          <w:tcPr>
+            <w:tcW w:type="dxa" w:w="5800"/>
+          </w:tcPr>
+          <w:p>
+            <w:r>
+              <w:t xml:space="preserve">duration</w:t>
+            </w:r>
+          </w:p>
+        </w:tc>
+      </w:tr>
+      <w:tr>
+        <w:tc>
+          <w:tcPr>
+            <w:tcW w:type="dxa" w:w="3200"/>
+            <w:shd w:fill="F2F2F2" w:val="clear"/>
+          </w:tcPr>
+          <w:p>
+            <w:r>
+              <w:rPr>
+                <w:b/>
+                <w:bCs/>
+              </w:rPr>
+              <w:t xml:space="preserve">Gap magnitude</w:t>
+            </w:r>
+          </w:p>
+        </w:tc>
+        <w:tc>
+          <w:tcPr>
+            <w:tcW w:type="dxa" w:w="5800"/>
+          </w:tcPr>
+          <w:p>
+            <w:r>
+              <w:t xml:space="preserve">-3% (our FY28 PAT vs implied)</w:t>
+            </w:r>
+          </w:p>
+        </w:tc>
+      </w:tr>
+      <w:tr>
+        <w:tc>
+          <w:tcPr>
+            <w:tcW w:type="dxa" w:w="3200"/>
+            <w:shd w:fill="F2F2F2" w:val="clear"/>
+          </w:tcPr>
+          <w:p>
+            <w:r>
+              <w:rPr>
+                <w:b/>
+                <w:bCs/>
+              </w:rPr>
+              <w:t xml:space="preserve">Gap basis</w:t>
+            </w:r>
+          </w:p>
+        </w:tc>
+        <w:tc>
+          <w:tcPr>
+            <w:tcW w:type="dxa" w:w="5800"/>
+          </w:tcPr>
+          <w:p>
+            <w:r>
+              <w:t xml:space="preserve">~26x trailing on a steady mid-teens regional-hospital compounder with ROCE ~23%; management gives no formal topline guidance. Our FY28 PAT roughly matches what the multiple implies; Chennai is optionality not yet in numbers.</w:t>
+            </w:r>
+          </w:p>
+        </w:tc>
+      </w:tr>
+      <w:tr>
+        <w:tc>
+          <w:tcPr>
+            <w:tcW w:type="dxa" w:w="3200"/>
+            <w:shd w:fill="F2F2F2" w:val="clear"/>
+          </w:tcPr>
+          <w:p>
+            <w:r>
+              <w:rPr>
+                <w:b/>
+                <w:bCs/>
+              </w:rPr>
+              <w:t xml:space="preserve">Evidence quality</w:t>
+            </w:r>
+          </w:p>
+        </w:tc>
+        <w:tc>
+          <w:tcPr>
+            <w:tcW w:type="dxa" w:w="5800"/>
+          </w:tcPr>
+          <w:p>
+            <w:r>
+              <w:t xml:space="preserve">moderate</w:t>
+            </w:r>
+          </w:p>
+        </w:tc>
+      </w:tr>
+    </w:tbl>
+    <w:p>
+      <w:pPr>
+        <w:spacing w:after="120"/>
+      </w:pPr>
+      <w:r>
+        <w:rPr>
+          <w:i/>
+          <w:iCs/>
+          <w:color w:val="666666"/>
+          <w:sz w:val="16"/>
+          <w:szCs w:val="16"/>
+        </w:rPr>
+        <w:t xml:space="preserve">no broker consensus; implied path is a reverse-P/E estimate + screener.in forward figures + VP thread view</w:t>
+      </w:r>
+    </w:p>
+    <w:p>
+      <w:pPr>
+        <w:pStyle w:val="Heading1"/>
+        <w:spacing w:after="120" w:before="280"/>
+      </w:pPr>
+      <w:r>
+        <w:t xml:space="preserve">Ishmohit-Lens Checks (value chain · earnings quality · growth trajectory · management · quality metrics · track record · global-signal check)</w:t>
+      </w:r>
+    </w:p>
+    <w:p>
+      <w:pPr>
+        <w:spacing w:after="120"/>
+      </w:pPr>
+      <w:r>
+        <w:rPr>
+          <w:i/>
+          <w:iCs/>
+          <w:color w:val="666666"/>
+          <w:sz w:val="18"/>
+          <w:szCs w:val="18"/>
+        </w:rPr>
+        <w:t xml:space="preserve">Extra checks drawn from @ishmohit1 / SOIC methodology (playbook/ishmohit-soic-style.md): where the company sits in its value chain and what the supply side is doing, whether a margin/PAT inflection is structural or a cyclical peak, the rate-of-change of growth vs. what the multiple demands, and management quality as a positive attribute.</w:t>
+      </w:r>
+    </w:p>
+    <w:p>
+      <w:pPr>
+        <w:spacing w:after="120"/>
+      </w:pPr>
+      <w:r>
+        <w:rPr>
+          <w:b/>
+          <w:bCs/>
+          <w:sz w:val="20"/>
+          <w:szCs w:val="20"/>
+        </w:rPr>
+        <w:t xml:space="preserve">Quality metrics (ROCE · debt · FCF · margin · capex):</w:t>
+      </w:r>
+    </w:p>
+    <w:tbl>
+      <w:tblPr>
+        <w:tblW w:type="dxa" w:w="9000"/>
+        <w:tblBorders>
+          <w:top w:val="single" w:color="auto" w:sz="4"/>
+          <w:left w:val="single" w:color="auto" w:sz="4"/>
+          <w:bottom w:val="single" w:color="auto" w:sz="4"/>
+          <w:right w:val="single" w:color="auto" w:sz="4"/>
+          <w:insideH w:val="single" w:color="auto" w:sz="4"/>
+          <w:insideV w:val="single" w:color="auto" w:sz="4"/>
+        </w:tblBorders>
+      </w:tblPr>
+      <w:tblGrid>
+        <w:gridCol w:w="3200"/>
+        <w:gridCol w:w="5800"/>
+      </w:tblGrid>
+      <w:tr>
+        <w:tc>
+          <w:tcPr>
+            <w:tcW w:type="dxa" w:w="3200"/>
+            <w:shd w:fill="F2F2F2" w:val="clear"/>
+          </w:tcPr>
+          <w:p>
+            <w:r>
+              <w:rPr>
+                <w:b/>
+                <w:bCs/>
+              </w:rPr>
+              <w:t xml:space="preserve">Assessment</w:t>
+            </w:r>
+          </w:p>
+        </w:tc>
+        <w:tc>
+          <w:tcPr>
+            <w:tcW w:type="dxa" w:w="5800"/>
+          </w:tcPr>
+          <w:p>
+            <w:r>
+              <w:t xml:space="preserve">positive</w:t>
+            </w:r>
+          </w:p>
+        </w:tc>
+      </w:tr>
+      <w:tr>
+        <w:tc>
+          <w:tcPr>
+            <w:tcW w:type="dxa" w:w="3200"/>
+            <w:shd w:fill="F2F2F2" w:val="clear"/>
+          </w:tcPr>
+          <w:p>
+            <w:r>
+              <w:rPr>
+                <w:b/>
+                <w:bCs/>
+              </w:rPr>
+              <w:t xml:space="preserve">ROCE</w:t>
+            </w:r>
+          </w:p>
+        </w:tc>
+        <w:tc>
+          <w:tcPr>
+            <w:tcW w:type="dxa" w:w="5800"/>
+          </w:tcPr>
+          <w:p>
+            <w:r>
+              <w:t xml:space="preserve">23% (improving)</w:t>
+            </w:r>
+          </w:p>
+        </w:tc>
+      </w:tr>
+      <w:tr>
+        <w:tc>
+          <w:tcPr>
+            <w:tcW w:type="dxa" w:w="3200"/>
+            <w:shd w:fill="F2F2F2" w:val="clear"/>
+          </w:tcPr>
+          <w:p>
+            <w:r>
+              <w:rPr>
+                <w:b/>
+                <w:bCs/>
+              </w:rPr>
+              <w:t xml:space="preserve">Leverage</w:t>
+            </w:r>
+          </w:p>
+        </w:tc>
+        <w:tc>
+          <w:tcPr>
+            <w:tcW w:type="dxa" w:w="5800"/>
+          </w:tcPr>
+          <w:p>
+            <w:r>
+              <w:t xml:space="preserve">Net debt/EBITDA 0.7x</w:t>
+            </w:r>
+          </w:p>
+        </w:tc>
+      </w:tr>
+      <w:tr>
+        <w:tc>
+          <w:tcPr>
+            <w:tcW w:type="dxa" w:w="3200"/>
+            <w:shd w:fill="F2F2F2" w:val="clear"/>
+          </w:tcPr>
+          <w:p>
+            <w:r>
+              <w:rPr>
+                <w:b/>
+                <w:bCs/>
+              </w:rPr>
+              <w:t xml:space="preserve">FCF conversion</w:t>
+            </w:r>
+          </w:p>
+        </w:tc>
+        <w:tc>
+          <w:tcPr>
+            <w:tcW w:type="dxa" w:w="5800"/>
+          </w:tcPr>
+          <w:p>
+            <w:r>
+              <w:t xml:space="preserve">25%</w:t>
+            </w:r>
+          </w:p>
+        </w:tc>
+      </w:tr>
+      <w:tr>
+        <w:tc>
+          <w:tcPr>
+            <w:tcW w:type="dxa" w:w="3200"/>
+            <w:shd w:fill="F2F2F2" w:val="clear"/>
+          </w:tcPr>
+          <w:p>
+            <w:r>
+              <w:rPr>
+                <w:b/>
+                <w:bCs/>
+              </w:rPr>
+              <w:t xml:space="preserve">Margin trend</w:t>
+            </w:r>
+          </w:p>
+        </w:tc>
+        <w:tc>
+          <w:tcPr>
+            <w:tcW w:type="dxa" w:w="5800"/>
+          </w:tcPr>
+          <w:p>
+            <w:r>
+              <w:t xml:space="preserve">stable</w:t>
+            </w:r>
+          </w:p>
+        </w:tc>
+      </w:tr>
+      <w:tr>
+        <w:tc>
+          <w:tcPr>
+            <w:tcW w:type="dxa" w:w="3200"/>
+            <w:shd w:fill="F2F2F2" w:val="clear"/>
+          </w:tcPr>
+          <w:p>
+            <w:r>
+              <w:rPr>
+                <w:b/>
+                <w:bCs/>
+              </w:rPr>
+              <w:t xml:space="preserve">Capex efficiency</w:t>
+            </w:r>
+          </w:p>
+        </w:tc>
+        <w:tc>
+          <w:tcPr>
+            <w:tcW w:type="dxa" w:w="5800"/>
+          </w:tcPr>
+          <w:p>
+            <w:r>
+              <w:t xml:space="preserve">productive</w:t>
+            </w:r>
+          </w:p>
+        </w:tc>
+      </w:tr>
+    </w:tbl>
+    <w:p>
+      <w:pPr>
+        <w:spacing w:after="60" w:before="120"/>
+      </w:pPr>
+      <w:r>
+        <w:rPr>
+          <w:b/>
+          <w:bCs/>
+          <w:sz w:val="20"/>
+          <w:szCs w:val="20"/>
+        </w:rPr>
+        <w:t xml:space="preserve">Track record (Coffee Can persistence check): </w:t>
+      </w:r>
+      <w:r>
+        <w:rPr>
+          <w:sz w:val="20"/>
+          <w:szCs w:val="20"/>
+        </w:rPr>
+        <w:t xml:space="preserve">cleared revenue growth ≥10% AND ROCE ≥15% in 7 of the last 9 years (consistency_score 78)</w:t>
+      </w:r>
+    </w:p>
+    <w:p>
+      <w:pPr>
+        <w:spacing w:after="120"/>
+      </w:pPr>
+      <w:r>
+        <w:rPr>
+          <w:color w:val="666666"/>
+          <w:sz w:val="18"/>
+          <w:szCs w:val="18"/>
+        </w:rPr>
+        <w:t xml:space="preserve">FY18-FY26 screener consolidated. Revenue growth &gt;=10% AND ROCE &gt;=15% in the same FY passed FY18, FY20, FY22, FY23, FY24, FY25, FY26 (ROCE 15-24%, growth 11-31%). Missed FY19 (rev +7%) and FY21 (COVID, rev -3%). ROCE has been a steady 23% FY24-FY26.</w:t>
+      </w:r>
+    </w:p>
+    <w:p>
+      <w:pPr>
+        <w:pStyle w:val="Heading1"/>
+        <w:spacing w:after="120" w:before="280"/>
+      </w:pPr>
+      <w:r>
         <w:t xml:space="preserve">Technical Read (Weekly / Monthly MACD + Bollinger Bands, or RSI/CCI/Williams %R proxy)</w:t>
       </w:r>
     </w:p>
@@ -518,6 +1136,34 @@
           <w:szCs w:val="24"/>
         </w:rPr>
         <w:t xml:space="preserve">neither</w:t>
+      </w:r>
+    </w:p>
+    <w:p>
+      <w:pPr>
+        <w:spacing w:after="120"/>
+      </w:pPr>
+      <w:r>
+        <w:rPr>
+          <w:color w:val="666666"/>
+          <w:sz w:val="20"/>
+          <w:szCs w:val="20"/>
+        </w:rPr>
+        <w:t xml:space="preserve">4-box gate — tailwind: weak · TAM: no · moat: yes · valuation: no  (score 1.5 / 4)</w:t>
+      </w:r>
+    </w:p>
+    <w:p>
+      <w:pPr>
+        <w:spacing w:after="120"/>
+      </w:pPr>
+      <w:r>
+        <w:rPr>
+          <w:i/>
+          <w:iCs/>
+          <w:color w:val="666666"/>
+          <w:sz w:val="20"/>
+          <w:szCs w:val="20"/>
+        </w:rPr>
+        <w:t xml:space="preserve">Steady mid-teens hospital growth vs flat industry is real but not explosive (tailwind weak); explicit size math (~Rs6,555cr, ~14% growth) rules out tam; multi-decade regional trust/switching-cost moat is genuine; P/E ~25.6x near 52-wk high already prices the quality — valuation no.</w:t>
       </w:r>
     </w:p>
     <w:p>

--- a/projects/valuepickr-open-screen/docs/Kovai Medical Center and Hospital.docx
+++ b/projects/valuepickr-open-screen/docs/Kovai Medical Center and Hospital.docx
@@ -1270,6 +1270,171 @@
           <w:szCs w:val="18"/>
         </w:rPr>
         <w:t xml:space="preserve">This is independent research and analysis for informational purposes only, not personalized financial or investment advice. Past multi-bagger performance and forum/social sentiment are not indicators of future returns. Do your own due diligence before investing.</w:t>
+      </w:r>
+    </w:p>
+    <w:p/>
+    <w:p>
+      <w:r>
+        <w:rPr>
+          <w:b/>
+          <w:sz w:val="28"/>
+        </w:rPr>
+        <w:t>🔄 RESEARCH UPDATE - 2026-10-05</w:t>
+      </w:r>
+    </w:p>
+    <w:p>
+      <w:r>
+        <w:rPr>
+          <w:b/>
+        </w:rPr>
+        <w:t>📊 Key Metrics:</w:t>
+      </w:r>
+    </w:p>
+    <w:p>
+      <w:pPr>
+        <w:ind w:left="360"/>
+      </w:pPr>
+      <w:r>
+        <w:t xml:space="preserve">  • Company: Kovai Medical Center and Hospital</w:t>
+      </w:r>
+    </w:p>
+    <w:p>
+      <w:pPr>
+        <w:ind w:left="360"/>
+      </w:pPr>
+      <w:r>
+        <w:t xml:space="preserve">  • Conviction: Not rated</w:t>
+      </w:r>
+    </w:p>
+    <w:p>
+      <w:pPr>
+        <w:ind w:left="360"/>
+      </w:pPr>
+      <w:r>
+        <w:t xml:space="preserve">  • Thesis: neither</w:t>
+      </w:r>
+    </w:p>
+    <w:p>
+      <w:pPr>
+        <w:ind w:left="360"/>
+      </w:pPr>
+      <w:r>
+        <w:t xml:space="preserve">  • 4-Box Score: 1.5</w:t>
+      </w:r>
+    </w:p>
+    <w:p>
+      <w:pPr>
+        <w:ind w:left="360"/>
+      </w:pPr>
+      <w:r>
+        <w:t xml:space="preserve">  • Research Date: 2026-10-03</w:t>
+      </w:r>
+    </w:p>
+    <w:p>
+      <w:pPr>
+        <w:ind w:left="360"/>
+      </w:pPr>
+      <w:r>
+        <w:t xml:space="preserve">  • Red Flag: None</w:t>
+      </w:r>
+    </w:p>
+    <w:p/>
+    <w:p>
+      <w:r>
+        <w:rPr>
+          <w:b/>
+        </w:rPr>
+        <w:t>📝 Verdict:</w:t>
+      </w:r>
+    </w:p>
+    <w:p>
+      <w:pPr>
+        <w:ind w:left="360"/>
+      </w:pPr>
+      <w:r>
+        <w:t>High-quality, trusted-endorsed regional hospital compounder — but size and steady mid-teens growth don't mathematically support a 10x/100x thesis</w:t>
+      </w:r>
+    </w:p>
+    <w:p/>
+    <w:p>
+      <w:r>
+        <w:rPr>
+          <w:b/>
+        </w:rPr>
+        <w:t>📈 Bull Case:</w:t>
+      </w:r>
+    </w:p>
+    <w:p>
+      <w:pPr>
+        <w:ind w:left="360"/>
+      </w:pPr>
+      <w:r>
+        <w:t>Dominant, trusted regional brand in a market with high patient loyalty and switching costs (multi-decade trust moat, cited by multiple posters including a hospital-sector specialist summary from spartan)</w:t>
+      </w:r>
+    </w:p>
+    <w:p>
+      <w:pPr>
+        <w:ind w:left="360"/>
+      </w:pPr>
+      <w:r>
+        <w:t>ROE/ROCE both above 20% with reasonable leverage — genuinely high-quality compounding, not just a story stock</w:t>
+      </w:r>
+    </w:p>
+    <w:p>
+      <w:pPr>
+        <w:ind w:left="360"/>
+      </w:pPr>
+      <w:r>
+        <w:t>Chennai expansion (300-400 beds, ~Rs 300 Cr capex) is a credible next leg of growth beyond the saturated Coimbatore campus</w:t>
+      </w:r>
+    </w:p>
+    <w:p>
+      <w:pPr>
+        <w:ind w:left="360"/>
+      </w:pPr>
+      <w:r>
+        <w:t>Explicit, repeated trusted-user conviction (dineshssairam) both in the company thread and his own portfolio journal</w:t>
+      </w:r>
+    </w:p>
+    <w:p/>
+    <w:p>
+      <w:r>
+        <w:rPr>
+          <w:b/>
+        </w:rPr>
+        <w:t>📉 Bear Case:</w:t>
+      </w:r>
+    </w:p>
+    <w:p>
+      <w:pPr>
+        <w:ind w:left="360"/>
+      </w:pPr>
+      <w:r>
+        <w:t>Growth is steady mid-teens, not explosive — management itself gave no formal topline/margin guidance at the AGM and stressed a conservative approach</w:t>
+      </w:r>
+    </w:p>
+    <w:p>
+      <w:pPr>
+        <w:ind w:left="360"/>
+      </w:pPr>
+      <w:r>
+        <w:t>Already a Rs 6,555 Cr mid-cap trading near its 52-week high (P/E ~25.6x) — most of the quality is already recognized/priced in by the market</w:t>
+      </w:r>
+    </w:p>
+    <w:p>
+      <w:pPr>
+        <w:ind w:left="360"/>
+      </w:pPr>
+      <w:r>
+        <w:t>Chennai expansion carries execution and competitive risk against larger established Chennai hospital chains, acknowledged by management itself when asked at the AGM</w:t>
+      </w:r>
+    </w:p>
+    <w:p>
+      <w:pPr>
+        <w:ind w:left="360"/>
+      </w:pPr>
+      <w:r>
+        <w:t>Single-region geographic concentration (Tamil Nadu) despite the Chennai diversification attempt</w:t>
       </w:r>
     </w:p>
     <w:sectPr>
